--- a/docs/index.docx
+++ b/docs/index.docx
@@ -7,7 +7,7 @@
         <w:pStyle w:val="Ttulo"/>
       </w:pPr>
       <w:r>
-        <w:t xml:space="preserve">Title</w:t>
+        <w:t xml:space="preserve">PADRÕES DE ESTRUTURA E DIVERSIDADE DA COMUNIDADE ZOOPLANCTÔNICA EM UM AMBIENTE AQUÁTICO TEMPORÁRIO DO SEMIÁRIDO BRASILEIRO</w:t>
       </w:r>
     </w:p>
     <w:p>
@@ -35,7 +35,7 @@
         <w:pStyle w:val="Author"/>
       </w:pPr>
       <w:r>
-        <w:t xml:space="preserve">Steve Purves</w:t>
+        <w:t xml:space="preserve">Marcela Vitória Bernardo da Silva</w:t>
       </w:r>
     </w:p>
     <w:p>
@@ -43,7 +43,31 @@
         <w:pStyle w:val="Author"/>
       </w:pPr>
       <w:r>
-        <w:t xml:space="preserve">Rowan Cockett</w:t>
+        <w:t xml:space="preserve">Mayara Mirelly da Silva Monteiro</w:t>
+      </w:r>
+    </w:p>
+    <w:p>
+      <w:pPr>
+        <w:pStyle w:val="Author"/>
+      </w:pPr>
+      <w:r>
+        <w:t xml:space="preserve">Ellen Gomes da Silva</w:t>
+      </w:r>
+    </w:p>
+    <w:p>
+      <w:pPr>
+        <w:pStyle w:val="Author"/>
+      </w:pPr>
+      <w:r>
+        <w:t xml:space="preserve">Ludmilla Cavalcanti Antunes Lucena</w:t>
+      </w:r>
+    </w:p>
+    <w:p>
+      <w:pPr>
+        <w:pStyle w:val="Author"/>
+      </w:pPr>
+      <w:r>
+        <w:t xml:space="preserve">Elvio Sergio Figueredo Medeiros</w:t>
       </w:r>
     </w:p>
     <w:p>
@@ -96,7 +120,7 @@
         </w:p>
       </w:sdtContent>
     </w:sdt>
-    <w:bookmarkStart w:id="9" w:name="introduction"/>
+    <w:bookmarkStart w:id="20" w:name="introduction"/>
     <w:p>
       <w:pPr>
         <w:pStyle w:val="Ttulo1"/>
@@ -124,8 +148,8 @@
         <w:t xml:space="preserve">).</w:t>
       </w:r>
     </w:p>
-    <w:bookmarkEnd w:id="9"/>
-    <w:bookmarkStart w:id="14" w:name="material-and-methods"/>
+    <w:bookmarkEnd w:id="20"/>
+    <w:bookmarkStart w:id="25" w:name="material-and-methods"/>
     <w:p>
       <w:pPr>
         <w:pStyle w:val="Ttulo1"/>
@@ -171,7 +195,7 @@
         <w:t xml:space="preserve">).</w:t>
       </w:r>
     </w:p>
-    <w:bookmarkStart w:id="10" w:name="study-area-and-sampling-design"/>
+    <w:bookmarkStart w:id="21" w:name="study-area-and-sampling-design"/>
     <w:p>
       <w:pPr>
         <w:pStyle w:val="Ttulo2"/>
@@ -197,8 +221,8 @@
         <w:t xml:space="preserve">.</w:t>
       </w:r>
     </w:p>
-    <w:bookmarkEnd w:id="10"/>
-    <w:bookmarkStart w:id="11" w:name="sec-data-col"/>
+    <w:bookmarkEnd w:id="21"/>
+    <w:bookmarkStart w:id="22" w:name="sec-data-col"/>
     <w:p>
       <w:pPr>
         <w:pStyle w:val="Ttulo2"/>
@@ -224,8 +248,8 @@
         <w:t xml:space="preserve">.</w:t>
       </w:r>
     </w:p>
-    <w:bookmarkEnd w:id="11"/>
-    <w:bookmarkStart w:id="13" w:name="statistical-analyses"/>
+    <w:bookmarkEnd w:id="22"/>
+    <w:bookmarkStart w:id="24" w:name="statistical-analyses"/>
     <w:p>
       <w:pPr>
         <w:pStyle w:val="Ttulo2"/>
@@ -244,7 +268,7 @@
       <w:r>
         <w:t xml:space="preserve"> </w:t>
       </w:r>
-      <w:hyperlink r:id="rId12">
+      <w:hyperlink r:id="rId23">
         <w:r>
           <w:rPr>
             <w:rStyle w:val="Hyperlink"/>
@@ -297,9 +321,9 @@
         <w:t xml:space="preserve">)</w:t>
       </w:r>
     </w:p>
-    <w:bookmarkEnd w:id="13"/>
-    <w:bookmarkEnd w:id="14"/>
-    <w:bookmarkStart w:id="17" w:name="results"/>
+    <w:bookmarkEnd w:id="24"/>
+    <w:bookmarkEnd w:id="25"/>
+    <w:bookmarkStart w:id="28" w:name="results"/>
     <w:p>
       <w:pPr>
         <w:pStyle w:val="Ttulo1"/>
@@ -318,7 +342,7 @@
       <w:r>
         <w:t xml:space="preserve"> </w:t>
       </w:r>
-      <w:hyperlink r:id="rId12">
+      <w:hyperlink r:id="rId23">
         <w:r>
           <w:rPr>
             <w:rStyle w:val="Hyperlink"/>
@@ -330,7 +354,7 @@
         <w:t xml:space="preserve">.</w:t>
       </w:r>
     </w:p>
-    <w:bookmarkStart w:id="15" w:name="environmental-variables"/>
+    <w:bookmarkStart w:id="26" w:name="environmental-variables"/>
     <w:p>
       <w:pPr>
         <w:pStyle w:val="Ttulo2"/>
@@ -339,8 +363,8 @@
         <w:t xml:space="preserve">3.1 Environmental variables</w:t>
       </w:r>
     </w:p>
-    <w:bookmarkEnd w:id="15"/>
-    <w:bookmarkStart w:id="16" w:name="community-structure"/>
+    <w:bookmarkEnd w:id="26"/>
+    <w:bookmarkStart w:id="27" w:name="community-structure"/>
     <w:p>
       <w:pPr>
         <w:pStyle w:val="Ttulo2"/>
@@ -349,9 +373,9 @@
         <w:t xml:space="preserve">3.2 Community structure</w:t>
       </w:r>
     </w:p>
-    <w:bookmarkEnd w:id="16"/>
-    <w:bookmarkEnd w:id="17"/>
-    <w:bookmarkStart w:id="18" w:name="discussion"/>
+    <w:bookmarkEnd w:id="27"/>
+    <w:bookmarkEnd w:id="28"/>
+    <w:bookmarkStart w:id="29" w:name="discussion"/>
     <w:p>
       <w:pPr>
         <w:pStyle w:val="Ttulo1"/>
@@ -360,8 +384,8 @@
         <w:t xml:space="preserve">4. Discussion</w:t>
       </w:r>
     </w:p>
-    <w:bookmarkEnd w:id="18"/>
-    <w:bookmarkStart w:id="19" w:name="conclusions"/>
+    <w:bookmarkEnd w:id="29"/>
+    <w:bookmarkStart w:id="30" w:name="conclusions"/>
     <w:p>
       <w:pPr>
         <w:pStyle w:val="Ttulo1"/>
@@ -370,8 +394,8 @@
         <w:t xml:space="preserve">Conclusions</w:t>
       </w:r>
     </w:p>
-    <w:bookmarkEnd w:id="19"/>
-    <w:bookmarkStart w:id="20" w:name="acknowledgements"/>
+    <w:bookmarkEnd w:id="30"/>
+    <w:bookmarkStart w:id="31" w:name="acknowledgements"/>
     <w:p>
       <w:pPr>
         <w:pStyle w:val="Ttulo1"/>
@@ -380,8 +404,8 @@
         <w:t xml:space="preserve">Acknowledgements</w:t>
       </w:r>
     </w:p>
-    <w:bookmarkEnd w:id="20"/>
-    <w:bookmarkStart w:id="21" w:name="authorship-contribution-statement"/>
+    <w:bookmarkEnd w:id="31"/>
+    <w:bookmarkStart w:id="32" w:name="authorship-contribution-statement"/>
     <w:p>
       <w:pPr>
         <w:pStyle w:val="Ttulo1"/>
@@ -415,8 +439,8 @@
         <w:t xml:space="preserve">Author1: Writing – review &amp; editing, Writing – original draft, Formal analysis, Data curation, Conceptualization. Author2: Writing – review &amp; editing, Data curation, Conceptualization. Author3: Writing – review &amp; editing, Formal analysis, Data curation, Conceptualization.</w:t>
       </w:r>
     </w:p>
-    <w:bookmarkEnd w:id="21"/>
-    <w:bookmarkStart w:id="22" w:name="ethical-approval"/>
+    <w:bookmarkEnd w:id="32"/>
+    <w:bookmarkStart w:id="33" w:name="ethical-approval"/>
     <w:p>
       <w:pPr>
         <w:pStyle w:val="Ttulo1"/>
@@ -433,8 +457,8 @@
         <w:t xml:space="preserve">This study did not require ethical approval as it did not involve human participants or sensitive data. Field surveys were conducted based on collection permit number (IEF-10327-6 and SISBIO-10.635-7).</w:t>
       </w:r>
     </w:p>
-    <w:bookmarkEnd w:id="22"/>
-    <w:bookmarkStart w:id="31" w:name="references"/>
+    <w:bookmarkEnd w:id="33"/>
+    <w:bookmarkStart w:id="42" w:name="references"/>
     <w:p>
       <w:pPr>
         <w:pStyle w:val="Ttulo1"/>
@@ -443,8 +467,8 @@
         <w:t xml:space="preserve">References</w:t>
       </w:r>
     </w:p>
-    <w:bookmarkStart w:id="30" w:name="refs"/>
-    <w:bookmarkStart w:id="24" w:name="ref-credit2026"/>
+    <w:bookmarkStart w:id="41" w:name="refs"/>
+    <w:bookmarkStart w:id="35" w:name="ref-credit2026"/>
     <w:p>
       <w:pPr>
         <w:pStyle w:val="Bibliografia"/>
@@ -468,7 +492,7 @@
       <w:r>
         <w:t xml:space="preserve"> </w:t>
       </w:r>
-      <w:hyperlink r:id="rId23">
+      <w:hyperlink r:id="rId34">
         <w:r>
           <w:rPr>
             <w:rStyle w:val="Hyperlink"/>
@@ -477,14 +501,14 @@
         </w:r>
       </w:hyperlink>
     </w:p>
-    <w:bookmarkEnd w:id="24"/>
-    <w:bookmarkStart w:id="26" w:name="ref-gouveia2017"/>
+    <w:bookmarkEnd w:id="35"/>
+    <w:bookmarkStart w:id="37" w:name="ref-gouveia2017"/>
     <w:p>
       <w:pPr>
         <w:pStyle w:val="Bibliografia"/>
       </w:pPr>
       <w:r>
-        <w:t xml:space="preserve">Gouveia, R. S. D., Lira, G. L. D. A., Anselmo Ramos, T. P., &amp; Medeiros, E. S. F. (2017). Ichthyofauna of the reserva biológica guaribas and surrounding areas, state of paraíba, brazil.</w:t>
+        <w:t xml:space="preserve">Gouveia, R. S. D., Lira, G. L. D. A., Anselmo Ramos, T. P., &amp; Medeiros, E. S. F. (2017). Ichthyofauna of the Reserva Biológica Guaribas and surrounding areas, state of Paraíba, Brazil.</w:t>
       </w:r>
       <w:r>
         <w:t xml:space="preserve"> </w:t>
@@ -515,7 +539,7 @@
       <w:r>
         <w:t xml:space="preserve"> </w:t>
       </w:r>
-      <w:hyperlink r:id="rId25">
+      <w:hyperlink r:id="rId36">
         <w:r>
           <w:rPr>
             <w:rStyle w:val="Hyperlink"/>
@@ -524,8 +548,8 @@
         </w:r>
       </w:hyperlink>
     </w:p>
-    <w:bookmarkEnd w:id="26"/>
-    <w:bookmarkStart w:id="28" w:name="ref-macêdo2019"/>
+    <w:bookmarkEnd w:id="37"/>
+    <w:bookmarkStart w:id="39" w:name="ref-macêdo2019"/>
     <w:p>
       <w:pPr>
         <w:pStyle w:val="Bibliografia"/>
@@ -568,7 +592,7 @@
       <w:r>
         <w:t xml:space="preserve"> </w:t>
       </w:r>
-      <w:hyperlink r:id="rId27">
+      <w:hyperlink r:id="rId38">
         <w:r>
           <w:rPr>
             <w:rStyle w:val="Hyperlink"/>
@@ -577,8 +601,8 @@
         </w:r>
       </w:hyperlink>
     </w:p>
-    <w:bookmarkEnd w:id="28"/>
-    <w:bookmarkStart w:id="29" w:name="ref-medeiros2008"/>
+    <w:bookmarkEnd w:id="39"/>
+    <w:bookmarkStart w:id="40" w:name="ref-medeiros2008"/>
     <w:p>
       <w:pPr>
         <w:pStyle w:val="Bibliografia"/>
@@ -613,10 +637,10 @@
         <w:t xml:space="preserve">(1), 13–20.</w:t>
       </w:r>
     </w:p>
-    <w:bookmarkEnd w:id="29"/>
-    <w:bookmarkEnd w:id="30"/>
-    <w:bookmarkEnd w:id="31"/>
-    <w:bookmarkStart w:id="38" w:name="figures-and-tables"/>
+    <w:bookmarkEnd w:id="40"/>
+    <w:bookmarkEnd w:id="41"/>
+    <w:bookmarkEnd w:id="42"/>
+    <w:bookmarkStart w:id="49" w:name="figures-and-tables"/>
     <w:p>
       <w:pPr>
         <w:pStyle w:val="Ttulo1"/>
@@ -625,7 +649,7 @@
         <w:t xml:space="preserve">Figures and Tables</w:t>
       </w:r>
     </w:p>
-    <w:bookmarkStart w:id="36" w:name="figures"/>
+    <w:bookmarkStart w:id="47" w:name="figures"/>
     <w:p>
       <w:pPr>
         <w:pStyle w:val="Ttulo2"/>
@@ -647,7 +671,7 @@
       <w:tr>
         <w:tc>
           <w:tcPr/>
-          <w:bookmarkStart w:id="35" w:name="fig-pesquisa"/>
+          <w:bookmarkStart w:id="46" w:name="fig-pesquisa"/>
           <w:p>
             <w:pPr>
               <w:pStyle w:val="Compact"/>
@@ -658,18 +682,18 @@
                 <wp:inline>
                   <wp:extent cx="4107179" cy="3886200"/>
                   <wp:effectExtent b="0" l="0" r="0" t="0"/>
-                  <wp:docPr descr="" title="" id="33" name="Picture"/>
+                  <wp:docPr descr="" title="" id="44" name="Picture"/>
                   <a:graphic>
                     <a:graphicData uri="http://schemas.openxmlformats.org/drawingml/2006/picture">
                       <pic:pic>
                         <pic:nvPicPr>
-                          <pic:cNvPr descr="imagens/pesquisa_cientifica.jpg" id="34" name="Picture"/>
+                          <pic:cNvPr descr="imagens/pesquisa_cientifica.jpg" id="45" name="Picture"/>
                           <pic:cNvPicPr>
                             <a:picLocks noChangeArrowheads="1" noChangeAspect="1"/>
                           </pic:cNvPicPr>
                         </pic:nvPicPr>
                         <pic:blipFill>
-                          <a:blip r:embed="rId32"/>
+                          <a:blip r:embed="rId43"/>
                           <a:stretch>
                             <a:fillRect/>
                           </a:stretch>
@@ -709,12 +733,12 @@
               <w:t xml:space="preserve">Figure 1: Etapas do desenvolvimento da pesquisa científica.</w:t>
             </w:r>
           </w:p>
-          <w:bookmarkEnd w:id="35"/>
+          <w:bookmarkEnd w:id="46"/>
         </w:tc>
       </w:tr>
     </w:tbl>
-    <w:bookmarkEnd w:id="36"/>
-    <w:bookmarkStart w:id="37" w:name="tables"/>
+    <w:bookmarkEnd w:id="47"/>
+    <w:bookmarkStart w:id="48" w:name="tables"/>
     <w:p>
       <w:pPr>
         <w:pStyle w:val="Ttulo2"/>
@@ -723,9 +747,9 @@
         <w:t xml:space="preserve">Tables</w:t>
       </w:r>
     </w:p>
-    <w:bookmarkEnd w:id="37"/>
-    <w:bookmarkEnd w:id="38"/>
-    <w:bookmarkStart w:id="39" w:name="apendices"/>
+    <w:bookmarkEnd w:id="48"/>
+    <w:bookmarkEnd w:id="49"/>
+    <w:bookmarkStart w:id="50" w:name="apendices"/>
     <w:p>
       <w:pPr>
         <w:pStyle w:val="Ttulo1"/>
@@ -734,8 +758,8 @@
         <w:t xml:space="preserve">Apendices</w:t>
       </w:r>
     </w:p>
-    <w:bookmarkEnd w:id="39"/>
-    <w:bookmarkStart w:id="43" w:name="non-used-figures-and-tables"/>
+    <w:bookmarkEnd w:id="50"/>
+    <w:bookmarkStart w:id="54" w:name="non-used-figures-and-tables"/>
     <w:p>
       <w:pPr>
         <w:pStyle w:val="Ttulo1"/>
@@ -785,18 +809,18 @@
                 <wp:inline>
                   <wp:extent cx="152400" cy="152400"/>
                   <wp:effectExtent b="0" l="0" r="0" t="0"/>
-                  <wp:docPr descr="" title="" id="41" name="Picture"/>
+                  <wp:docPr descr="" title="" id="52" name="Picture"/>
                   <a:graphic>
                     <a:graphicData uri="http://schemas.openxmlformats.org/drawingml/2006/picture">
                       <pic:pic>
                         <pic:nvPicPr>
-                          <pic:cNvPr descr="C:\PROGRA~1\RStudio\RESOUR~1\app\bin\quarto\share\formats\docx\warning.png" id="42" name="Picture"/>
+                          <pic:cNvPr descr="C:\PROGRA~1\RStudio\RESOUR~1\app\bin\quarto\share\formats\docx\warning.png" id="53" name="Picture"/>
                           <pic:cNvPicPr>
                             <a:picLocks noChangeArrowheads="1" noChangeAspect="1"/>
                           </pic:cNvPicPr>
                         </pic:nvPicPr>
                         <pic:blipFill>
-                          <a:blip r:embed="rId40"/>
+                          <a:blip r:embed="rId51"/>
                           <a:stretch>
                             <a:fillRect/>
                           </a:stretch>
@@ -849,7 +873,7 @@
         </w:tc>
       </w:tr>
     </w:tbl>
-    <w:bookmarkEnd w:id="43"/>
+    <w:bookmarkEnd w:id="54"/>
     <w:sectPr>
       <w:pgSz w:h="15840" w:w="12240"/>
       <w:pgMar w:bottom="1417" w:footer="720" w:gutter="0" w:header="720" w:left="1701" w:right="1701" w:top="1417"/>

--- a/docs/index.docx
+++ b/docs/index.docx
@@ -132,6 +132,356 @@
     <w:p>
       <w:pPr>
         <w:pStyle w:val="FirstParagraph"/>
+      </w:pPr>
+      <w:r>
+        <w:t xml:space="preserve">O semiárido brasileiro é caracterizado por clima quente e seco, com regime pluviométrico irregular e concentrado em poucos meses do ano, resultando em longos períodos de estiagem, intercalados por eventos de chuva intensa (IPBES, 2019; Ramos</w:t>
+      </w:r>
+      <w:r>
+        <w:t xml:space="preserve"> </w:t>
+      </w:r>
+      <w:r>
+        <w:rPr>
+          <w:i/>
+          <w:iCs/>
+        </w:rPr>
+        <w:t xml:space="preserve">et al</w:t>
+      </w:r>
+      <w:r>
+        <w:t xml:space="preserve">., 2023). Essa variabilidade climática exerce forte influência sobre a dinâmica dos ecossistemas aquáticos da região, tornando o regime hidrológico um dos principais fatores estruturantes da biodiversidade local. Nesse contexto, os corpos d’água temporários assumem papel central na manutenção da diversidade biológica, uma vez que funcionam como ambientes de abrigo, reprodução e alimentação, garantindo a sobrevivência de comunidades especializadas e adaptadas às flutuações ambientais sazonais (Medeiros</w:t>
+      </w:r>
+      <w:r>
+        <w:t xml:space="preserve"> </w:t>
+      </w:r>
+      <w:r>
+        <w:rPr>
+          <w:i/>
+          <w:iCs/>
+        </w:rPr>
+        <w:t xml:space="preserve">et al.</w:t>
+      </w:r>
+      <w:r>
+        <w:t xml:space="preserve">, 2008; Melo &amp; Medeiros, 2013).</w:t>
+      </w:r>
+    </w:p>
+    <w:p>
+      <w:pPr>
+        <w:pStyle w:val="Corpodetexto"/>
+      </w:pPr>
+      <w:r>
+        <w:t xml:space="preserve">As lagoas temporárias são ecossistemas aquáticos caracterizados por ciclos hidrológicos alternados entre períodos de inundação e dessecação, apresentando elevada heterogeneidade espacial e temporal (Medeiros</w:t>
+      </w:r>
+      <w:r>
+        <w:t xml:space="preserve"> </w:t>
+      </w:r>
+      <w:r>
+        <w:rPr>
+          <w:i/>
+          <w:iCs/>
+        </w:rPr>
+        <w:t xml:space="preserve">et al</w:t>
+      </w:r>
+      <w:r>
+        <w:t xml:space="preserve">., 2008; Brendonck</w:t>
+      </w:r>
+      <w:r>
+        <w:t xml:space="preserve"> </w:t>
+      </w:r>
+      <w:r>
+        <w:rPr>
+          <w:i/>
+          <w:iCs/>
+        </w:rPr>
+        <w:t xml:space="preserve">et al</w:t>
+      </w:r>
+      <w:r>
+        <w:t xml:space="preserve">., 2021). Esses ambientes são, em geral, rasos, de pequena extensão e isolados de fontes permanentes de água, sendo fortemente influenciados pela dinâmica climática local e pelo regime de chuvas (Coccia</w:t>
+      </w:r>
+      <w:r>
+        <w:t xml:space="preserve"> </w:t>
+      </w:r>
+      <w:r>
+        <w:rPr>
+          <w:i/>
+          <w:iCs/>
+        </w:rPr>
+        <w:t xml:space="preserve">et al</w:t>
+      </w:r>
+      <w:r>
+        <w:t xml:space="preserve">., 2024). Essas lagoas respondem rapidamente às variações climáticas, especialmente ao regime pluviométrico, o que resulta em mudanças contínuas na estrutura do habitat (Melo e Medeiros, 2013; Ramos</w:t>
+      </w:r>
+      <w:r>
+        <w:t xml:space="preserve"> </w:t>
+      </w:r>
+      <w:r>
+        <w:rPr>
+          <w:i/>
+          <w:iCs/>
+        </w:rPr>
+        <w:t xml:space="preserve">et al</w:t>
+      </w:r>
+      <w:r>
+        <w:t xml:space="preserve">., 2023).</w:t>
+      </w:r>
+    </w:p>
+    <w:p>
+      <w:pPr>
+        <w:pStyle w:val="Corpodetexto"/>
+      </w:pPr>
+      <w:r>
+        <w:t xml:space="preserve">Durante o período chuvoso, o aumento do volume hídrico provoca modificações na morfologia das lagoas e intensifica o aporte de nutrientes por escoamento superficial, alterando parâmetros físico-químicos como pH, condutividade elétrica, turbidez e oxigênio dissolvido, fenômeno observado em estudos sobre a variação espaço-temporal de parâmetros limnológicos em ambientes aquáticos tropicais (Rodrigues; Chagas Silva; Nascimento Barreto, 2024; Coccia</w:t>
+      </w:r>
+      <w:r>
+        <w:t xml:space="preserve"> </w:t>
+      </w:r>
+      <w:r>
+        <w:rPr>
+          <w:i/>
+          <w:iCs/>
+        </w:rPr>
+        <w:t xml:space="preserve">et al</w:t>
+      </w:r>
+      <w:r>
+        <w:t xml:space="preserve">., 2024). em contraste, no período seco ocorre a redução progressiva do volume hídrico, levando à fragmentação dos habitats aquáticos e à intensificação de condições ambientais extremas, como o aumento da temperatura e da salinidade, além da diminuição da disponibilidade de oxigênio (Melo e Medeiros, 2013; Brendonck</w:t>
+      </w:r>
+      <w:r>
+        <w:t xml:space="preserve"> </w:t>
+      </w:r>
+      <w:r>
+        <w:rPr>
+          <w:i/>
+          <w:iCs/>
+        </w:rPr>
+        <w:t xml:space="preserve">et al.</w:t>
+      </w:r>
+      <w:r>
+        <w:t xml:space="preserve">, 2021). Essas variações atuam como filtros ambientais, selecionando espécies com características funcionais compatíveis com cada fase do ciclo hidrológico e capazes de se estabelecer na comunidade (Kraft</w:t>
+      </w:r>
+      <w:r>
+        <w:t xml:space="preserve"> </w:t>
+      </w:r>
+      <w:r>
+        <w:rPr>
+          <w:i/>
+          <w:iCs/>
+        </w:rPr>
+        <w:t xml:space="preserve">et al</w:t>
+      </w:r>
+      <w:r>
+        <w:t xml:space="preserve">., 2015).</w:t>
+      </w:r>
+    </w:p>
+    <w:p>
+      <w:pPr>
+        <w:pStyle w:val="Corpodetexto"/>
+      </w:pPr>
+      <w:r>
+        <w:t xml:space="preserve">Os organismos que habitam lagoas temporárias desenvolveram estratégias adaptativas específicas para sobreviver às variações impostas pelo ciclo hidrológico irregular, como a produção de estágios de resistência, a entrada em diapausa durante a fase seca e a rápida colonização após o reenchimento (Medeiros &amp; Maltchik, 2001; Brendonck</w:t>
+      </w:r>
+      <w:r>
+        <w:t xml:space="preserve"> </w:t>
+      </w:r>
+      <w:r>
+        <w:rPr>
+          <w:i/>
+          <w:iCs/>
+        </w:rPr>
+        <w:t xml:space="preserve">et al.</w:t>
+      </w:r>
+      <w:r>
+        <w:t xml:space="preserve">, 2021). Além disso, a presença de bancos de propágulos no sedimento desempenha papel fundamental na regeneração das comunidades aquáticas, garantindo a reocupação do habitat após eventos de seca prolongada (Frisch</w:t>
+      </w:r>
+      <w:r>
+        <w:t xml:space="preserve"> </w:t>
+      </w:r>
+      <w:r>
+        <w:rPr>
+          <w:i/>
+          <w:iCs/>
+        </w:rPr>
+        <w:t xml:space="preserve">et al.</w:t>
+      </w:r>
+      <w:r>
+        <w:t xml:space="preserve">, 2014).</w:t>
+      </w:r>
+    </w:p>
+    <w:p>
+      <w:pPr>
+        <w:pStyle w:val="Corpodetexto"/>
+      </w:pPr>
+      <w:r>
+        <w:t xml:space="preserve">O zooplâncton, composto principalmente por Rotifera, Cladocera e Copepoda, desempenha papel fundamental na dinâmica dos ecossistemas aquáticos, atuando na ciclagem de nutrientes, no fluxo de energia e como elo entre produtores primários e níveis tróficos superiores (Tundisi e Tundisi, 2008; Souza</w:t>
+      </w:r>
+      <w:r>
+        <w:t xml:space="preserve"> </w:t>
+      </w:r>
+      <w:r>
+        <w:rPr>
+          <w:i/>
+          <w:iCs/>
+        </w:rPr>
+        <w:t xml:space="preserve">et al</w:t>
+      </w:r>
+      <w:r>
+        <w:t xml:space="preserve">., 2025). Devido ao curto ciclo de vida e à elevada sensibilidade às variações ambientais, esses organismos respondem rapidamente às mudanças nas condições físico-químicas e hidrológicas, sendo amplamente utilizados como bioindicadores da dinâmica ecológica dos sistemas aquáticos (Vieira</w:t>
+      </w:r>
+      <w:r>
+        <w:t xml:space="preserve"> </w:t>
+      </w:r>
+      <w:r>
+        <w:rPr>
+          <w:i/>
+          <w:iCs/>
+        </w:rPr>
+        <w:t xml:space="preserve">et al</w:t>
+      </w:r>
+      <w:r>
+        <w:t xml:space="preserve">., 2009; Melo &amp; Medeiros, 2013).</w:t>
+      </w:r>
+    </w:p>
+    <w:p>
+      <w:pPr>
+        <w:pStyle w:val="Corpodetexto"/>
+      </w:pPr>
+      <w:r>
+        <w:t xml:space="preserve">A diversidade taxonômica e funcional do zooplâncton é determinada, em grande medida, pela extensão do hidroperíodo, sendo mais elevada em lagoas com maior tempo de permanência da água, enquanto ambientes com ciclos hidrológicos mais curtos tendem a apresentar comunidades mais simplificadas e dominadas por espécies oportunistas (Vanschoenwinkel</w:t>
+      </w:r>
+      <w:r>
+        <w:t xml:space="preserve"> </w:t>
+      </w:r>
+      <w:r>
+        <w:rPr>
+          <w:i/>
+          <w:iCs/>
+        </w:rPr>
+        <w:t xml:space="preserve">et al.</w:t>
+      </w:r>
+      <w:r>
+        <w:t xml:space="preserve">, 2010; Frisch</w:t>
+      </w:r>
+      <w:r>
+        <w:t xml:space="preserve"> </w:t>
+      </w:r>
+      <w:r>
+        <w:rPr>
+          <w:i/>
+          <w:iCs/>
+        </w:rPr>
+        <w:t xml:space="preserve">et al.</w:t>
+      </w:r>
+      <w:r>
+        <w:t xml:space="preserve">, 2014; Brendonck</w:t>
+      </w:r>
+      <w:r>
+        <w:t xml:space="preserve"> </w:t>
+      </w:r>
+      <w:r>
+        <w:rPr>
+          <w:i/>
+          <w:iCs/>
+        </w:rPr>
+        <w:t xml:space="preserve">et al</w:t>
+      </w:r>
+      <w:r>
+        <w:t xml:space="preserve">., 2021; Coccia</w:t>
+      </w:r>
+      <w:r>
+        <w:t xml:space="preserve"> </w:t>
+      </w:r>
+      <w:r>
+        <w:rPr>
+          <w:i/>
+          <w:iCs/>
+        </w:rPr>
+        <w:t xml:space="preserve">et al</w:t>
+      </w:r>
+      <w:r>
+        <w:t xml:space="preserve">., 2024). Assim, a comunidade zooplanctônica reflete diretamente as variações impostas pela alternância entre os períodos de cheia e seca, configurando-se como um importante indicador dos processos ecológicos que ocorrem em ambientes temporários, em função de sua elevada sensibilidade às mudanças físico-químicas e hidrológicas (Melo &amp; Medeiros, 2013).</w:t>
+      </w:r>
+    </w:p>
+    <w:p>
+      <w:pPr>
+        <w:pStyle w:val="Corpodetexto"/>
+      </w:pPr>
+      <w:r>
+        <w:t xml:space="preserve">A análise da estrutura da comunidade, por meio de descritores como riqueza de espécies, abundância, equitabilidade e índices de diversidade, permite compreender os padrões de organização biológica e as respostas das comunidades às variações ambientais (Frissell</w:t>
+      </w:r>
+      <w:r>
+        <w:t xml:space="preserve"> </w:t>
+      </w:r>
+      <w:r>
+        <w:rPr>
+          <w:i/>
+          <w:iCs/>
+        </w:rPr>
+        <w:t xml:space="preserve">et al</w:t>
+      </w:r>
+      <w:r>
+        <w:t xml:space="preserve">., 1986; Pringle</w:t>
+      </w:r>
+      <w:r>
+        <w:t xml:space="preserve"> </w:t>
+      </w:r>
+      <w:r>
+        <w:rPr>
+          <w:i/>
+          <w:iCs/>
+        </w:rPr>
+        <w:t xml:space="preserve">et al</w:t>
+      </w:r>
+      <w:r>
+        <w:t xml:space="preserve">., 1988). Esses atributos estruturais fornecem informações sobre dominância, heterogeneidade e estabilidade das comunidades, além de moldarem a composição e o funcionamento dos organismos planctônicos ao longo do tempo. De forma complementar, a partição da diversidade, baseada nos componentes alfa e beta, possibilita compreender como a diversidade regional é estruturada espacial e temporalmente, bem como identificar a contribuição relativa dos diferentes habitats e períodos hidrológicos para a manutenção da biodiversidade (Ramos</w:t>
+      </w:r>
+      <w:r>
+        <w:t xml:space="preserve"> </w:t>
+      </w:r>
+      <w:r>
+        <w:rPr>
+          <w:i/>
+          <w:iCs/>
+        </w:rPr>
+        <w:t xml:space="preserve">et al</w:t>
+      </w:r>
+      <w:r>
+        <w:t xml:space="preserve">., 2023; Brendonck</w:t>
+      </w:r>
+      <w:r>
+        <w:t xml:space="preserve"> </w:t>
+      </w:r>
+      <w:r>
+        <w:rPr>
+          <w:i/>
+          <w:iCs/>
+        </w:rPr>
+        <w:t xml:space="preserve">et al</w:t>
+      </w:r>
+      <w:r>
+        <w:t xml:space="preserve">., 2021).</w:t>
+      </w:r>
+    </w:p>
+    <w:p>
+      <w:pPr>
+        <w:pStyle w:val="Corpodetexto"/>
+      </w:pPr>
+      <w:r>
+        <w:t xml:space="preserve">Apesar da reconhecida importância ecológica das lagoas temporárias e do zooplâncton como grupo modelo, ainda são escassos os estudos que integram, de forma sistemática, a estrutura da comunidade, a partição da diversidade e as variáveis ambientais ao longo do ciclo hidrológico em regiões semiáridas brasileiras (Medeiros</w:t>
+      </w:r>
+      <w:r>
+        <w:t xml:space="preserve"> </w:t>
+      </w:r>
+      <w:r>
+        <w:rPr>
+          <w:i/>
+          <w:iCs/>
+        </w:rPr>
+        <w:t xml:space="preserve">et al</w:t>
+      </w:r>
+      <w:r>
+        <w:t xml:space="preserve">., 2008; Melo e Medeiros, 2013). Diante desse contexto, o presente estudo tem como objetivo avaliar a estrutura da comunidade zooplanctônica e os padrões de partição da diversidade em lagoas temporárias do semiárido brasileiro, analisando a influência das variações ambientais associadas ao regime hidrológico sazonal.</w:t>
+      </w:r>
+    </w:p>
+    <w:p>
+      <w:pPr>
+        <w:pStyle w:val="Corpodetexto"/>
       </w:pPr>
       <w:r>
         <w:t xml:space="preserve">The scientific research follows the model shown in the figured cross-referenced here (</w:t>

--- a/docs/index.docx
+++ b/docs/index.docx
@@ -7,7 +7,7 @@
         <w:pStyle w:val="Ttulo"/>
       </w:pPr>
       <w:r>
-        <w:t xml:space="preserve">PADRÕES DE ESTRUTURA E DIVERSIDADE DA COMUNIDADE ZOOPLANCTÔNICA EM UM AMBIENTE AQUÁTICO TEMPORÁRIO DO SEMIÁRIDO BRASILEIRO</w:t>
+        <w:t xml:space="preserve">Padrões de estrutura e diversidade da comunidade zooplanctônica em um ambiente aquático temporário do semiárido Brasileiro</w:t>
       </w:r>
     </w:p>
     <w:p>
@@ -75,7 +75,7 @@
         <w:pStyle w:val="Data"/>
       </w:pPr>
       <w:r>
-        <w:t xml:space="preserve">2026-09-01</w:t>
+        <w:t xml:space="preserve">2026-09-02</w:t>
       </w:r>
     </w:p>
     <w:p>
@@ -463,20 +463,16 @@
         <w:pStyle w:val="Corpodetexto"/>
       </w:pPr>
       <w:r>
-        <w:t xml:space="preserve">Apesar da reconhecida importância ecológica das lagoas temporárias e do zooplâncton como grupo modelo, ainda são escassos os estudos que integram, de forma sistemática, a estrutura da comunidade, a partição da diversidade e as variáveis ambientais ao longo do ciclo hidrológico em regiões semiáridas brasileiras (Medeiros</w:t>
-      </w:r>
-      <w:r>
-        <w:t xml:space="preserve"> </w:t>
-      </w:r>
-      <w:r>
-        <w:rPr>
-          <w:i/>
-          <w:iCs/>
-        </w:rPr>
-        <w:t xml:space="preserve">et al</w:t>
-      </w:r>
-      <w:r>
-        <w:t xml:space="preserve">., 2008; Melo e Medeiros, 2013). Diante desse contexto, o presente estudo tem como objetivo avaliar a estrutura da comunidade zooplanctônica e os padrões de partição da diversidade em lagoas temporárias do semiárido brasileiro, analisando a influência das variações ambientais associadas ao regime hidrológico sazonal.</w:t>
+        <w:t xml:space="preserve">Apesar da reconhecida importância ecológica das lagoas temporárias e do zooplâncton como grupo modelo, ainda são escassos os estudos que integram, de forma sistemática, a estrutura da comunidade, a partição da diversidade e as variáveis ambientais ao longo do ciclo hidrológico em regiões semiáridas brasileiras</w:t>
+      </w:r>
+      <w:r>
+        <w:t xml:space="preserve"> </w:t>
+      </w:r>
+      <w:r>
+        <w:t xml:space="preserve">(Medeiros et al., 2008; Melo &amp; Medeiros, 2013)</w:t>
+      </w:r>
+      <w:r>
+        <w:t xml:space="preserve">. Diante desse contexto, o presente estudo tem como objetivo avaliar a estrutura da comunidade zooplanctônica e os padrões de partição da diversidade em lagoas temporárias do semiárido brasileiro, analisando a influência das variações ambientais associadas ao regime hidrológico sazonal.</w:t>
       </w:r>
     </w:p>
     <w:p>
@@ -499,13 +495,94 @@
       </w:r>
     </w:p>
     <w:bookmarkEnd w:id="20"/>
-    <w:bookmarkStart w:id="25" w:name="material-and-methods"/>
+    <w:bookmarkStart w:id="21" w:name="objectives"/>
     <w:p>
       <w:pPr>
         <w:pStyle w:val="Ttulo1"/>
       </w:pPr>
       <w:r>
-        <w:t xml:space="preserve">2. Material and Methods</w:t>
+        <w:t xml:space="preserve">2. Objectives</w:t>
+      </w:r>
+    </w:p>
+    <w:p>
+      <w:pPr>
+        <w:pStyle w:val="FirstParagraph"/>
+      </w:pPr>
+      <w:r>
+        <w:t xml:space="preserve">Avaliar a estrutura e a diversidade da comunidade zooplanctônica em uma lagoa temporária, analisando sua relação com as variáveis ambientais, utilizando descritores ecológicos e a partição aditiva e multiplicativa da diversidade para compreender a organização da diversidade zooplanctônica em diferentes escalas espaciais.</w:t>
+      </w:r>
+    </w:p>
+    <w:p>
+      <w:pPr>
+        <w:pStyle w:val="Corpodetexto"/>
+      </w:pPr>
+      <w:r>
+        <w:t xml:space="preserve">Objetivos específicos:</w:t>
+      </w:r>
+    </w:p>
+    <w:p>
+      <w:pPr>
+        <w:numPr>
+          <w:ilvl w:val="0"/>
+          <w:numId w:val="1001"/>
+        </w:numPr>
+      </w:pPr>
+      <w:r>
+        <w:t xml:space="preserve">Quantificar as variações espaciais e temporais da diversidade zooplanctônica, decomposta em componentes α, β e γ, por meio da aplicação da partição aditiva e multiplicativa da diversidade em diferentes escalas espaciais.</w:t>
+      </w:r>
+    </w:p>
+    <w:p>
+      <w:pPr>
+        <w:numPr>
+          <w:ilvl w:val="0"/>
+          <w:numId w:val="1001"/>
+        </w:numPr>
+      </w:pPr>
+      <w:r>
+        <w:t xml:space="preserve">Analisar a relação entre a estrutura da comunidade zooplanctônica e as variáveis ambientais físicas, químicas, estruturais e antrópicas, identificando os principais fatores associados à organização da diversidade e da composição de espécies.</w:t>
+      </w:r>
+    </w:p>
+    <w:p>
+      <w:pPr>
+        <w:numPr>
+          <w:ilvl w:val="0"/>
+          <w:numId w:val="1001"/>
+        </w:numPr>
+      </w:pPr>
+      <w:r>
+        <w:t xml:space="preserve">Identificar espécies indicadoras da comunidade zooplanctônica associadas a diferentes condições ambientais e hidrológicas da lagoa temporária, com base em padrões de ocorrência e abundância.</w:t>
+      </w:r>
+    </w:p>
+    <w:p>
+      <w:pPr>
+        <w:numPr>
+          <w:ilvl w:val="0"/>
+          <w:numId w:val="1001"/>
+        </w:numPr>
+      </w:pPr>
+      <w:r>
+        <w:t xml:space="preserve">Avaliar o potencial do zooplâncton como bioindicador do estado ecológico de ambientes aquáticos temporários, considerando respostas da diversidade, da estrutura comunitária e da composição de espécies às variações ambientais.</w:t>
+      </w:r>
+    </w:p>
+    <w:p>
+      <w:pPr>
+        <w:numPr>
+          <w:ilvl w:val="0"/>
+          <w:numId w:val="1001"/>
+        </w:numPr>
+      </w:pPr>
+      <w:r>
+        <w:t xml:space="preserve">Caracterizar a composição taxonômica da comunidade zooplanctônica, visando compreender seus padrões de diversidade, variação espacial e temporal e os processos ecológicos que estruturam essa fauna em ecossistemas aquáticos temporários.</w:t>
+      </w:r>
+    </w:p>
+    <w:bookmarkEnd w:id="21"/>
+    <w:bookmarkStart w:id="26" w:name="material-and-methods"/>
+    <w:p>
+      <w:pPr>
+        <w:pStyle w:val="Ttulo1"/>
+      </w:pPr>
+      <w:r>
+        <w:t xml:space="preserve">3. Material and Methods</w:t>
       </w:r>
     </w:p>
     <w:p>
@@ -523,7 +600,7 @@
           <w:rPr>
             <w:rStyle w:val="Hyperlink"/>
           </w:rPr>
-          <w:t xml:space="preserve">Section 2.2</w:t>
+          <w:t xml:space="preserve">Section 3.2</w:t>
         </w:r>
       </w:hyperlink>
       <w:r>
@@ -545,13 +622,13 @@
         <w:t xml:space="preserve">).</w:t>
       </w:r>
     </w:p>
-    <w:bookmarkStart w:id="21" w:name="study-area-and-sampling-design"/>
+    <w:bookmarkStart w:id="22" w:name="study-area-and-sampling-design"/>
     <w:p>
       <w:pPr>
         <w:pStyle w:val="Ttulo2"/>
       </w:pPr>
       <w:r>
-        <w:t xml:space="preserve">2.1 Study Area and Sampling Design</w:t>
+        <w:t xml:space="preserve">3.1 Study Area and Sampling Design</w:t>
       </w:r>
     </w:p>
     <w:p>
@@ -559,6 +636,27 @@
         <w:pStyle w:val="FirstParagraph"/>
       </w:pPr>
       <w:r>
+        <w:t xml:space="preserve">O estudo foi realizado em uma lagoa temporária localizada no município de Lagoa Salgada, no estado do Rio Grande do Norte, região Nordeste do Brasil. O município possui uma área de aproximadamente 79,128 km² (IBGE, 2024). A região apresenta clima quente e semiárido, com temperatura média anual de 25,6 °C e regime pluviométrico concentrado entre os meses de março e junho (IBGE, 2024). As lagoas da área sofrem influência de ações antrópicas, como práticas agrícolas e a instalação de pequenas barragens, fatores que podem alterar a dinâmica hidrológica e as características ambientais desses ambientes aquáticos temporários (Ramos</w:t>
+      </w:r>
+      <w:r>
+        <w:t xml:space="preserve"> </w:t>
+      </w:r>
+      <w:r>
+        <w:rPr>
+          <w:i/>
+          <w:iCs/>
+        </w:rPr>
+        <w:t xml:space="preserve">et al</w:t>
+      </w:r>
+      <w:r>
+        <w:t xml:space="preserve">., 2023).</w:t>
+      </w:r>
+    </w:p>
+    <w:p>
+      <w:pPr>
+        <w:pStyle w:val="Corpodetexto"/>
+      </w:pPr>
+      <w:r>
         <w:t xml:space="preserve">See publications by</w:t>
       </w:r>
       <w:r>
@@ -571,14 +669,14 @@
         <w:t xml:space="preserve">.</w:t>
       </w:r>
     </w:p>
-    <w:bookmarkEnd w:id="21"/>
-    <w:bookmarkStart w:id="22" w:name="sec-data-col"/>
+    <w:bookmarkEnd w:id="22"/>
+    <w:bookmarkStart w:id="23" w:name="sec-data-col"/>
     <w:p>
       <w:pPr>
         <w:pStyle w:val="Ttulo2"/>
       </w:pPr>
       <w:r>
-        <w:t xml:space="preserve">2.2 Data Collection</w:t>
+        <w:t xml:space="preserve">3.2 Data Collection</w:t>
       </w:r>
     </w:p>
     <w:p>
@@ -598,14 +696,14 @@
         <w:t xml:space="preserve">.</w:t>
       </w:r>
     </w:p>
-    <w:bookmarkEnd w:id="22"/>
-    <w:bookmarkStart w:id="24" w:name="statistical-analyses"/>
+    <w:bookmarkEnd w:id="23"/>
+    <w:bookmarkStart w:id="25" w:name="statistical-analyses"/>
     <w:p>
       <w:pPr>
         <w:pStyle w:val="Ttulo2"/>
       </w:pPr>
       <w:r>
-        <w:t xml:space="preserve">2.3 Statistical Analyses</w:t>
+        <w:t xml:space="preserve">3.3 Statistical Analyses</w:t>
       </w:r>
     </w:p>
     <w:p>
@@ -618,7 +716,7 @@
       <w:r>
         <w:t xml:space="preserve"> </w:t>
       </w:r>
-      <w:hyperlink r:id="rId23">
+      <w:hyperlink r:id="rId24">
         <w:r>
           <w:rPr>
             <w:rStyle w:val="Hyperlink"/>
@@ -671,15 +769,15 @@
         <w:t xml:space="preserve">)</w:t>
       </w:r>
     </w:p>
-    <w:bookmarkEnd w:id="24"/>
     <w:bookmarkEnd w:id="25"/>
-    <w:bookmarkStart w:id="28" w:name="results"/>
+    <w:bookmarkEnd w:id="26"/>
+    <w:bookmarkStart w:id="29" w:name="results"/>
     <w:p>
       <w:pPr>
         <w:pStyle w:val="Ttulo1"/>
       </w:pPr>
       <w:r>
-        <w:t xml:space="preserve">3. Results</w:t>
+        <w:t xml:space="preserve">4. Results</w:t>
       </w:r>
     </w:p>
     <w:p>
@@ -692,7 +790,7 @@
       <w:r>
         <w:t xml:space="preserve"> </w:t>
       </w:r>
-      <w:hyperlink r:id="rId23">
+      <w:hyperlink r:id="rId24">
         <w:r>
           <w:rPr>
             <w:rStyle w:val="Hyperlink"/>
@@ -704,38 +802,38 @@
         <w:t xml:space="preserve">.</w:t>
       </w:r>
     </w:p>
-    <w:bookmarkStart w:id="26" w:name="environmental-variables"/>
+    <w:bookmarkStart w:id="27" w:name="environmental-variables"/>
     <w:p>
       <w:pPr>
         <w:pStyle w:val="Ttulo2"/>
       </w:pPr>
       <w:r>
-        <w:t xml:space="preserve">3.1 Environmental variables</w:t>
-      </w:r>
-    </w:p>
-    <w:bookmarkEnd w:id="26"/>
-    <w:bookmarkStart w:id="27" w:name="community-structure"/>
+        <w:t xml:space="preserve">4.1 Environmental variables</w:t>
+      </w:r>
+    </w:p>
+    <w:bookmarkEnd w:id="27"/>
+    <w:bookmarkStart w:id="28" w:name="community-structure"/>
     <w:p>
       <w:pPr>
         <w:pStyle w:val="Ttulo2"/>
       </w:pPr>
       <w:r>
-        <w:t xml:space="preserve">3.2 Community structure</w:t>
-      </w:r>
-    </w:p>
-    <w:bookmarkEnd w:id="27"/>
+        <w:t xml:space="preserve">4.2 Community structure</w:t>
+      </w:r>
+    </w:p>
     <w:bookmarkEnd w:id="28"/>
-    <w:bookmarkStart w:id="29" w:name="discussion"/>
+    <w:bookmarkEnd w:id="29"/>
+    <w:bookmarkStart w:id="30" w:name="discussion"/>
     <w:p>
       <w:pPr>
         <w:pStyle w:val="Ttulo1"/>
       </w:pPr>
       <w:r>
-        <w:t xml:space="preserve">4. Discussion</w:t>
-      </w:r>
-    </w:p>
-    <w:bookmarkEnd w:id="29"/>
-    <w:bookmarkStart w:id="30" w:name="conclusions"/>
+        <w:t xml:space="preserve">5. Discussion</w:t>
+      </w:r>
+    </w:p>
+    <w:bookmarkEnd w:id="30"/>
+    <w:bookmarkStart w:id="31" w:name="conclusions"/>
     <w:p>
       <w:pPr>
         <w:pStyle w:val="Ttulo1"/>
@@ -744,8 +842,8 @@
         <w:t xml:space="preserve">Conclusions</w:t>
       </w:r>
     </w:p>
-    <w:bookmarkEnd w:id="30"/>
-    <w:bookmarkStart w:id="31" w:name="acknowledgements"/>
+    <w:bookmarkEnd w:id="31"/>
+    <w:bookmarkStart w:id="32" w:name="acknowledgements"/>
     <w:p>
       <w:pPr>
         <w:pStyle w:val="Ttulo1"/>
@@ -754,8 +852,8 @@
         <w:t xml:space="preserve">Acknowledgements</w:t>
       </w:r>
     </w:p>
-    <w:bookmarkEnd w:id="31"/>
-    <w:bookmarkStart w:id="32" w:name="authorship-contribution-statement"/>
+    <w:bookmarkEnd w:id="32"/>
+    <w:bookmarkStart w:id="33" w:name="authorship-contribution-statement"/>
     <w:p>
       <w:pPr>
         <w:pStyle w:val="Ttulo1"/>
@@ -789,8 +887,8 @@
         <w:t xml:space="preserve">Author1: Writing – review &amp; editing, Writing – original draft, Formal analysis, Data curation, Conceptualization. Author2: Writing – review &amp; editing, Data curation, Conceptualization. Author3: Writing – review &amp; editing, Formal analysis, Data curation, Conceptualization.</w:t>
       </w:r>
     </w:p>
-    <w:bookmarkEnd w:id="32"/>
-    <w:bookmarkStart w:id="33" w:name="ethical-approval"/>
+    <w:bookmarkEnd w:id="33"/>
+    <w:bookmarkStart w:id="34" w:name="ethical-approval"/>
     <w:p>
       <w:pPr>
         <w:pStyle w:val="Ttulo1"/>
@@ -807,8 +905,8 @@
         <w:t xml:space="preserve">This study did not require ethical approval as it did not involve human participants or sensitive data. Field surveys were conducted based on collection permit number (IEF-10327-6 and SISBIO-10.635-7).</w:t>
       </w:r>
     </w:p>
-    <w:bookmarkEnd w:id="33"/>
-    <w:bookmarkStart w:id="42" w:name="references"/>
+    <w:bookmarkEnd w:id="34"/>
+    <w:bookmarkStart w:id="45" w:name="references"/>
     <w:p>
       <w:pPr>
         <w:pStyle w:val="Ttulo1"/>
@@ -817,8 +915,8 @@
         <w:t xml:space="preserve">References</w:t>
       </w:r>
     </w:p>
-    <w:bookmarkStart w:id="41" w:name="refs"/>
-    <w:bookmarkStart w:id="35" w:name="ref-credit2026"/>
+    <w:bookmarkStart w:id="44" w:name="refs"/>
+    <w:bookmarkStart w:id="36" w:name="ref-credit2026"/>
     <w:p>
       <w:pPr>
         <w:pStyle w:val="Bibliografia"/>
@@ -842,7 +940,7 @@
       <w:r>
         <w:t xml:space="preserve"> </w:t>
       </w:r>
-      <w:hyperlink r:id="rId34">
+      <w:hyperlink r:id="rId35">
         <w:r>
           <w:rPr>
             <w:rStyle w:val="Hyperlink"/>
@@ -851,8 +949,8 @@
         </w:r>
       </w:hyperlink>
     </w:p>
-    <w:bookmarkEnd w:id="35"/>
-    <w:bookmarkStart w:id="37" w:name="ref-gouveia2017"/>
+    <w:bookmarkEnd w:id="36"/>
+    <w:bookmarkStart w:id="38" w:name="ref-gouveia2017"/>
     <w:p>
       <w:pPr>
         <w:pStyle w:val="Bibliografia"/>
@@ -889,7 +987,7 @@
       <w:r>
         <w:t xml:space="preserve"> </w:t>
       </w:r>
-      <w:hyperlink r:id="rId36">
+      <w:hyperlink r:id="rId37">
         <w:r>
           <w:rPr>
             <w:rStyle w:val="Hyperlink"/>
@@ -898,8 +996,8 @@
         </w:r>
       </w:hyperlink>
     </w:p>
-    <w:bookmarkEnd w:id="37"/>
-    <w:bookmarkStart w:id="39" w:name="ref-macêdo2019"/>
+    <w:bookmarkEnd w:id="38"/>
+    <w:bookmarkStart w:id="40" w:name="ref-macêdo2019"/>
     <w:p>
       <w:pPr>
         <w:pStyle w:val="Bibliografia"/>
@@ -942,7 +1040,7 @@
       <w:r>
         <w:t xml:space="preserve"> </w:t>
       </w:r>
-      <w:hyperlink r:id="rId38">
+      <w:hyperlink r:id="rId39">
         <w:r>
           <w:rPr>
             <w:rStyle w:val="Hyperlink"/>
@@ -951,8 +1049,8 @@
         </w:r>
       </w:hyperlink>
     </w:p>
-    <w:bookmarkEnd w:id="39"/>
-    <w:bookmarkStart w:id="40" w:name="ref-medeiros2008"/>
+    <w:bookmarkEnd w:id="40"/>
+    <w:bookmarkStart w:id="41" w:name="ref-medeiros2008"/>
     <w:p>
       <w:pPr>
         <w:pStyle w:val="Bibliografia"/>
@@ -987,10 +1085,57 @@
         <w:t xml:space="preserve">(1), 13–20.</w:t>
       </w:r>
     </w:p>
-    <w:bookmarkEnd w:id="40"/>
     <w:bookmarkEnd w:id="41"/>
-    <w:bookmarkEnd w:id="42"/>
-    <w:bookmarkStart w:id="49" w:name="figures-and-tables"/>
+    <w:bookmarkStart w:id="43" w:name="ref-melo2013"/>
+    <w:p>
+      <w:pPr>
+        <w:pStyle w:val="Bibliografia"/>
+      </w:pPr>
+      <w:r>
+        <w:t xml:space="preserve">Melo, T. X., &amp; Medeiros, E. S. F. (2013). Spatial Distribution of Zooplankton Diversity across Temporary Pools in a Semiarid Intermittent River.</w:t>
+      </w:r>
+      <w:r>
+        <w:t xml:space="preserve"> </w:t>
+      </w:r>
+      <w:r>
+        <w:rPr>
+          <w:i/>
+          <w:iCs/>
+        </w:rPr>
+        <w:t xml:space="preserve">International Journal of Biodiversity</w:t>
+      </w:r>
+      <w:r>
+        <w:t xml:space="preserve">,</w:t>
+      </w:r>
+      <w:r>
+        <w:t xml:space="preserve"> </w:t>
+      </w:r>
+      <w:r>
+        <w:rPr>
+          <w:i/>
+          <w:iCs/>
+        </w:rPr>
+        <w:t xml:space="preserve">2013</w:t>
+      </w:r>
+      <w:r>
+        <w:t xml:space="preserve">, 1–13.</w:t>
+      </w:r>
+      <w:r>
+        <w:t xml:space="preserve"> </w:t>
+      </w:r>
+      <w:hyperlink r:id="rId42">
+        <w:r>
+          <w:rPr>
+            <w:rStyle w:val="Hyperlink"/>
+          </w:rPr>
+          <w:t xml:space="preserve">https://doi.org/10.1155/2013/946361</w:t>
+        </w:r>
+      </w:hyperlink>
+    </w:p>
+    <w:bookmarkEnd w:id="43"/>
+    <w:bookmarkEnd w:id="44"/>
+    <w:bookmarkEnd w:id="45"/>
+    <w:bookmarkStart w:id="52" w:name="figures-and-tables"/>
     <w:p>
       <w:pPr>
         <w:pStyle w:val="Ttulo1"/>
@@ -999,7 +1144,7 @@
         <w:t xml:space="preserve">Figures and Tables</w:t>
       </w:r>
     </w:p>
-    <w:bookmarkStart w:id="47" w:name="figures"/>
+    <w:bookmarkStart w:id="50" w:name="figures"/>
     <w:p>
       <w:pPr>
         <w:pStyle w:val="Ttulo2"/>
@@ -1021,7 +1166,7 @@
       <w:tr>
         <w:tc>
           <w:tcPr/>
-          <w:bookmarkStart w:id="46" w:name="fig-pesquisa"/>
+          <w:bookmarkStart w:id="49" w:name="fig-pesquisa"/>
           <w:p>
             <w:pPr>
               <w:pStyle w:val="Compact"/>
@@ -1032,18 +1177,18 @@
                 <wp:inline>
                   <wp:extent cx="4107179" cy="3886200"/>
                   <wp:effectExtent b="0" l="0" r="0" t="0"/>
-                  <wp:docPr descr="" title="" id="44" name="Picture"/>
+                  <wp:docPr descr="" title="" id="47" name="Picture"/>
                   <a:graphic>
                     <a:graphicData uri="http://schemas.openxmlformats.org/drawingml/2006/picture">
                       <pic:pic>
                         <pic:nvPicPr>
-                          <pic:cNvPr descr="imagens/pesquisa_cientifica.jpg" id="45" name="Picture"/>
+                          <pic:cNvPr descr="imagens/pesquisa_cientifica.jpg" id="48" name="Picture"/>
                           <pic:cNvPicPr>
                             <a:picLocks noChangeArrowheads="1" noChangeAspect="1"/>
                           </pic:cNvPicPr>
                         </pic:nvPicPr>
                         <pic:blipFill>
-                          <a:blip r:embed="rId43"/>
+                          <a:blip r:embed="rId46"/>
                           <a:stretch>
                             <a:fillRect/>
                           </a:stretch>
@@ -1083,12 +1228,12 @@
               <w:t xml:space="preserve">Figure 1: Etapas do desenvolvimento da pesquisa científica.</w:t>
             </w:r>
           </w:p>
-          <w:bookmarkEnd w:id="46"/>
+          <w:bookmarkEnd w:id="49"/>
         </w:tc>
       </w:tr>
     </w:tbl>
-    <w:bookmarkEnd w:id="47"/>
-    <w:bookmarkStart w:id="48" w:name="tables"/>
+    <w:bookmarkEnd w:id="50"/>
+    <w:bookmarkStart w:id="51" w:name="tables"/>
     <w:p>
       <w:pPr>
         <w:pStyle w:val="Ttulo2"/>
@@ -1097,9 +1242,9 @@
         <w:t xml:space="preserve">Tables</w:t>
       </w:r>
     </w:p>
-    <w:bookmarkEnd w:id="48"/>
-    <w:bookmarkEnd w:id="49"/>
-    <w:bookmarkStart w:id="50" w:name="apendices"/>
+    <w:bookmarkEnd w:id="51"/>
+    <w:bookmarkEnd w:id="52"/>
+    <w:bookmarkStart w:id="53" w:name="apendices"/>
     <w:p>
       <w:pPr>
         <w:pStyle w:val="Ttulo1"/>
@@ -1108,8 +1253,8 @@
         <w:t xml:space="preserve">Apendices</w:t>
       </w:r>
     </w:p>
-    <w:bookmarkEnd w:id="50"/>
-    <w:bookmarkStart w:id="54" w:name="non-used-figures-and-tables"/>
+    <w:bookmarkEnd w:id="53"/>
+    <w:bookmarkStart w:id="57" w:name="non-used-figures-and-tables"/>
     <w:p>
       <w:pPr>
         <w:pStyle w:val="Ttulo1"/>
@@ -1159,18 +1304,18 @@
                 <wp:inline>
                   <wp:extent cx="152400" cy="152400"/>
                   <wp:effectExtent b="0" l="0" r="0" t="0"/>
-                  <wp:docPr descr="" title="" id="52" name="Picture"/>
+                  <wp:docPr descr="" title="" id="55" name="Picture"/>
                   <a:graphic>
                     <a:graphicData uri="http://schemas.openxmlformats.org/drawingml/2006/picture">
                       <pic:pic>
                         <pic:nvPicPr>
-                          <pic:cNvPr descr="C:\PROGRA~1\RStudio\RESOUR~1\app\bin\quarto\share\formats\docx\warning.png" id="53" name="Picture"/>
+                          <pic:cNvPr descr="C:\PROGRA~1\RStudio\RESOUR~1\app\bin\quarto\share\formats\docx\warning.png" id="56" name="Picture"/>
                           <pic:cNvPicPr>
                             <a:picLocks noChangeArrowheads="1" noChangeAspect="1"/>
                           </pic:cNvPicPr>
                         </pic:nvPicPr>
                         <pic:blipFill>
-                          <a:blip r:embed="rId51"/>
+                          <a:blip r:embed="rId54"/>
                           <a:stretch>
                             <a:fillRect/>
                           </a:stretch>
@@ -1223,7 +1368,7 @@
         </w:tc>
       </w:tr>
     </w:tbl>
-    <w:bookmarkEnd w:id="54"/>
+    <w:bookmarkEnd w:id="57"/>
     <w:sectPr>
       <w:pgSz w:h="15840" w:w="12240"/>
       <w:pgMar w:bottom="1417" w:footer="720" w:gutter="0" w:header="720" w:left="1701" w:right="1701" w:top="1417"/>
@@ -1438,11 +1583,126 @@
       </w:pPr>
     </w:lvl>
   </w:abstractNum>
+  <w:abstractNum w:abstractNumId="99411">
+    <w:nsid w:val="00A99411"/>
+    <w:multiLevelType w:val="multilevel"/>
+    <w:lvl w:ilvl="0">
+      <w:start w:val="1"/>
+      <w:numFmt w:val="decimal"/>
+      <w:lvlText w:val="%1."/>
+      <w:lvlJc w:val="left"/>
+      <w:pPr>
+        <w:ind w:left="720" w:hanging="360"/>
+      </w:pPr>
+    </w:lvl>
+    <w:lvl w:ilvl="1">
+      <w:start w:val="1"/>
+      <w:numFmt w:val="decimal"/>
+      <w:lvlText w:val="%2."/>
+      <w:lvlJc w:val="left"/>
+      <w:pPr>
+        <w:ind w:left="1440" w:hanging="360"/>
+      </w:pPr>
+    </w:lvl>
+    <w:lvl w:ilvl="2">
+      <w:start w:val="1"/>
+      <w:numFmt w:val="decimal"/>
+      <w:lvlText w:val="%3."/>
+      <w:lvlJc w:val="left"/>
+      <w:pPr>
+        <w:ind w:left="2160" w:hanging="360"/>
+      </w:pPr>
+    </w:lvl>
+    <w:lvl w:ilvl="3">
+      <w:start w:val="1"/>
+      <w:numFmt w:val="decimal"/>
+      <w:lvlText w:val="%4."/>
+      <w:lvlJc w:val="left"/>
+      <w:pPr>
+        <w:ind w:left="2880" w:hanging="360"/>
+      </w:pPr>
+    </w:lvl>
+    <w:lvl w:ilvl="4">
+      <w:start w:val="1"/>
+      <w:numFmt w:val="decimal"/>
+      <w:lvlText w:val="%5."/>
+      <w:lvlJc w:val="left"/>
+      <w:pPr>
+        <w:ind w:left="3600" w:hanging="360"/>
+      </w:pPr>
+    </w:lvl>
+    <w:lvl w:ilvl="5">
+      <w:start w:val="1"/>
+      <w:numFmt w:val="decimal"/>
+      <w:lvlText w:val="%6."/>
+      <w:lvlJc w:val="left"/>
+      <w:pPr>
+        <w:ind w:left="4320" w:hanging="360"/>
+      </w:pPr>
+    </w:lvl>
+    <w:lvl w:ilvl="6">
+      <w:start w:val="1"/>
+      <w:numFmt w:val="decimal"/>
+      <w:lvlText w:val="%7."/>
+      <w:lvlJc w:val="left"/>
+      <w:pPr>
+        <w:ind w:left="5040" w:hanging="360"/>
+      </w:pPr>
+    </w:lvl>
+    <w:lvl w:ilvl="7">
+      <w:start w:val="1"/>
+      <w:numFmt w:val="decimal"/>
+      <w:lvlText w:val="%8."/>
+      <w:lvlJc w:val="left"/>
+      <w:pPr>
+        <w:ind w:left="5760" w:hanging="360"/>
+      </w:pPr>
+    </w:lvl>
+    <w:lvl w:ilvl="8">
+      <w:start w:val="1"/>
+      <w:numFmt w:val="decimal"/>
+      <w:lvlText w:val="%9."/>
+      <w:lvlJc w:val="left"/>
+      <w:pPr>
+        <w:ind w:left="6480" w:hanging="360"/>
+      </w:pPr>
+    </w:lvl>
+  </w:abstractNum>
   <w:num w16cid:durableId="152186097" w:numId="1">
     <w:abstractNumId w:val="0"/>
   </w:num>
   <w:num w:numId="1000">
     <w:abstractNumId w:val="990"/>
+  </w:num>
+  <w:num w:numId="1001">
+    <w:abstractNumId w:val="99411"/>
+    <w:lvlOverride w:ilvl="0">
+      <w:startOverride w:val="1"/>
+    </w:lvlOverride>
+    <w:lvlOverride w:ilvl="1">
+      <w:startOverride w:val="1"/>
+    </w:lvlOverride>
+    <w:lvlOverride w:ilvl="2">
+      <w:startOverride w:val="1"/>
+    </w:lvlOverride>
+    <w:lvlOverride w:ilvl="3">
+      <w:startOverride w:val="1"/>
+    </w:lvlOverride>
+    <w:lvlOverride w:ilvl="4">
+      <w:startOverride w:val="1"/>
+    </w:lvlOverride>
+    <w:lvlOverride w:ilvl="5">
+      <w:startOverride w:val="1"/>
+    </w:lvlOverride>
+    <w:lvlOverride w:ilvl="6">
+      <w:startOverride w:val="1"/>
+    </w:lvlOverride>
+    <w:lvlOverride w:ilvl="7">
+      <w:startOverride w:val="1"/>
+    </w:lvlOverride>
+    <w:lvlOverride w:ilvl="8">
+      <w:startOverride w:val="1"/>
+    </w:lvlOverride>
   </w:num>
 </w:numbering>
 </file>
